--- a/Dataset/generated_documents/maintenance/MNT_EVT-049.docx
+++ b/Dataset/generated_documents/maintenance/MNT_EVT-049.docx
@@ -77,7 +77,7 @@
           </w:tcPr>
           <w:p>
             <w:r>
-              <w:t>4C66BD05</w:t>
+              <w:t>A6A6E8ED</w:t>
             </w:r>
           </w:p>
         </w:tc>
@@ -209,7 +209,7 @@
           </w:tcPr>
           <w:p>
             <w:r>
-              <w:t>14-Jul-2026 20:10</w:t>
+              <w:t>15-Jul-2026 13:05</w:t>
             </w:r>
           </w:p>
         </w:tc>
@@ -640,24 +640,7 @@
     </w:p>
     <w:p>
       <w:r>
-        <w:br/>
-        <w:t>Inspection confirmed:</w:t>
-        <w:br/>
-        <w:br/>
-        <w:t>Failure Category :</w:t>
-        <w:br/>
-        <w:t>Instrumentation</w:t>
-        <w:br/>
-        <w:br/>
-        <w:t>Severity :</w:t>
-        <w:br/>
-        <w:t>Medium</w:t>
-        <w:br/>
-        <w:br/>
-        <w:t>Priority :</w:t>
-        <w:br/>
-        <w:t>Low</w:t>
-        <w:br/>
+        <w:t>Under Investigation</w:t>
       </w:r>
     </w:p>
     <w:p>
@@ -707,7 +690,7 @@
     </w:p>
     <w:p>
       <w:r>
-        <w:t>Further monitoring is recommended before closing the case.</w:t>
+        <w:t>No abnormal noise observed after trial run.</w:t>
       </w:r>
     </w:p>
     <w:p>
@@ -720,7 +703,7 @@
     </w:p>
     <w:p>
       <w:r>
-        <w:t>Gas detector readings were within permissible limits.</w:t>
+        <w:t>All PPE requirements were complied with.</w:t>
       </w:r>
     </w:p>
     <w:p>
@@ -1221,7 +1204,7 @@
     </w:p>
     <w:p>
       <w:r>
-        <w:t>☑ Alignment Verified</w:t>
+        <w:t>☐ Alignment Verified — Pending</w:t>
       </w:r>
     </w:p>
     <w:p>
@@ -1240,7 +1223,7 @@
     </w:p>
     <w:p>
       <w:r>
-        <w:t>Replace similar components during annual shutdown.</w:t>
+        <w:t>Conduct thermography inspection next month.</w:t>
       </w:r>
     </w:p>
     <w:p/>
